--- a/Heat Transfer Study/Vermicomposter Components List.docx
+++ b/Heat Transfer Study/Vermicomposter Components List.docx
@@ -11,6 +11,7 @@
           <w:szCs w:val="40"/>
         </w:rPr>
       </w:pPr>
+      <w:proofErr w:type="spellStart"/>
       <w:r>
         <w:rPr>
           <w:i/>
@@ -18,7 +19,26 @@
           <w:sz w:val="40"/>
           <w:szCs w:val="40"/>
         </w:rPr>
-        <w:t>Vermicomposter Specifications</w:t>
+        <w:t>Vermicomposter</w:t>
+      </w:r>
+      <w:proofErr w:type="spellEnd"/>
+      <w:r>
+        <w:rPr>
+          <w:i/>
+          <w:iCs/>
+          <w:sz w:val="40"/>
+          <w:szCs w:val="40"/>
+        </w:rPr>
+        <w:t xml:space="preserve"> </w:t>
+      </w:r>
+      <w:r>
+        <w:rPr>
+          <w:i/>
+          <w:iCs/>
+          <w:sz w:val="40"/>
+          <w:szCs w:val="40"/>
+        </w:rPr>
+        <w:t>Build Components</w:t>
       </w:r>
     </w:p>
     <w:p/>
@@ -186,10 +206,18 @@
         </w:numPr>
       </w:pPr>
       <w:r>
-        <w:t xml:space="preserve">12V DC peristaltic pump (33-60ml/min) </w:t>
-      </w:r>
-      <w:r>
-        <w:t xml:space="preserve"> ~$10</w:t>
+        <w:t>12V DC peristaltic pump (33-60ml/</w:t>
+      </w:r>
+      <w:proofErr w:type="gramStart"/>
+      <w:r>
+        <w:t xml:space="preserve">min) </w:t>
+      </w:r>
+      <w:r>
+        <w:t xml:space="preserve"> ~</w:t>
+      </w:r>
+      <w:proofErr w:type="gramEnd"/>
+      <w:r>
+        <w:t>$10</w:t>
       </w:r>
     </w:p>
     <w:p>
@@ -354,7 +382,24 @@
         </w:numPr>
       </w:pPr>
       <w:r>
-        <w:t>96”x60” 16 gauge galvanized steel sheet (A653) ~$258</w:t>
+        <w:t>96”x</w:t>
+      </w:r>
+      <w:r>
+        <w:t>48</w:t>
+      </w:r>
+      <w:r>
+        <w:t xml:space="preserve">” </w:t>
+      </w:r>
+      <w:proofErr w:type="gramStart"/>
+      <w:r>
+        <w:t>16 gauge</w:t>
+      </w:r>
+      <w:proofErr w:type="gramEnd"/>
+      <w:r>
+        <w:t xml:space="preserve"> galvanized steel sheet (A653) ~$</w:t>
+      </w:r>
+      <w:r>
+        <w:t>161</w:t>
       </w:r>
     </w:p>
     <w:p>
@@ -366,7 +411,19 @@
           <w:rPr>
             <w:rStyle w:val="Hyperlink"/>
           </w:rPr>
-          <w:t>https://www.metalsdepot.com/galvanized-steel-products/galvanized-sheet-plate</w:t>
+          <w:t>https://www.metalsdepot.com/galvanized-steel-pr</w:t>
+        </w:r>
+        <w:r>
+          <w:rPr>
+            <w:rStyle w:val="Hyperlink"/>
+          </w:rPr>
+          <w:t>o</w:t>
+        </w:r>
+        <w:r>
+          <w:rPr>
+            <w:rStyle w:val="Hyperlink"/>
+          </w:rPr>
+          <w:t>ducts/galvanized-sheet-plate</w:t>
         </w:r>
       </w:hyperlink>
     </w:p>
@@ -375,7 +432,27 @@
         <w:pStyle w:val="ListParagraph"/>
       </w:pPr>
       <w:r>
-        <w:t>[This yields narrower side of vessel]</w:t>
+        <w:t xml:space="preserve">[This yields </w:t>
+      </w:r>
+      <w:r>
+        <w:t>vessel floor and 2 vessel walls</w:t>
+      </w:r>
+      <w:r>
+        <w:t>–</w:t>
+      </w:r>
+      <w:r>
+        <w:t>we’d still need 2 other 24”x</w:t>
+      </w:r>
+      <w:proofErr w:type="gramStart"/>
+      <w:r>
+        <w:t>48”vessel</w:t>
+      </w:r>
+      <w:proofErr w:type="gramEnd"/>
+      <w:r>
+        <w:t xml:space="preserve"> walls, each at </w:t>
+      </w:r>
+      <w:r>
+        <w:t>$70 here; it’s best we just find a tank with this volume instead]</w:t>
       </w:r>
     </w:p>
     <w:p>
@@ -392,36 +469,651 @@
         </w:numPr>
       </w:pPr>
       <w:r>
-        <w:t xml:space="preserve">Whitewater WW-18 </w:t>
-      </w:r>
-      <w:r>
-        <w:t>r</w:t>
-      </w:r>
-      <w:r>
-        <w:t xml:space="preserve">egenerative </w:t>
-      </w:r>
-      <w:r>
-        <w:t>b</w:t>
-      </w:r>
-      <w:r>
-        <w:t>lower</w:t>
-      </w:r>
-      <w:r>
-        <w:t xml:space="preserve"> ~$375</w:t>
-      </w:r>
-    </w:p>
-    <w:p>
-      <w:pPr>
-        <w:pStyle w:val="ListParagraph"/>
-      </w:pPr>
+        <w:t>Here is where I left off with looking into the blower:</w:t>
+      </w:r>
+      <w:r>
+        <w:br/>
+        <w:t>“</w:t>
+      </w:r>
+      <w:r>
+        <w:br/>
+      </w:r>
+      <w:r>
+        <w:t xml:space="preserve">  - Blower: </w:t>
+      </w:r>
+      <w:proofErr w:type="spellStart"/>
+      <w:r>
+        <w:t>Fantech</w:t>
+      </w:r>
+      <w:proofErr w:type="spellEnd"/>
+      <w:r>
+        <w:t xml:space="preserve"> FG12XLEC</w:t>
+      </w:r>
+    </w:p>
+    <w:p>
+      <w:pPr>
+        <w:pStyle w:val="ListParagraph"/>
+      </w:pPr>
+    </w:p>
+    <w:p>
+      <w:pPr>
+        <w:pStyle w:val="ListParagraph"/>
+      </w:pPr>
+      <w:r>
+        <w:t xml:space="preserve">  (https://www.supplyhouse.com/Fantech-FG12XLEC-FG-Series-Round-Inline-Exhaust-Fan-12-Duct-EC-Motor-805-CFM),</w:t>
+      </w:r>
+    </w:p>
+    <w:p>
+      <w:pPr>
+        <w:pStyle w:val="ListParagraph"/>
+      </w:pPr>
+      <w:r>
+        <w:t xml:space="preserve">    120 V, 1-phase, EC motor, 0–10 V control, 2.1 A max, about</w:t>
+      </w:r>
+    </w:p>
+    <w:p>
+      <w:pPr>
+        <w:pStyle w:val="ListParagraph"/>
+      </w:pPr>
+      <w:r>
+        <w:t xml:space="preserve">    $771.75.</w:t>
+      </w:r>
+    </w:p>
+    <w:p>
+      <w:pPr>
+        <w:pStyle w:val="ListParagraph"/>
+      </w:pPr>
+      <w:r>
+        <w:t xml:space="preserve">  - PID: </w:t>
+      </w:r>
+      <w:proofErr w:type="spellStart"/>
+      <w:r>
+        <w:t>Selec</w:t>
+      </w:r>
+      <w:proofErr w:type="spellEnd"/>
+      <w:r>
+        <w:t xml:space="preserve"> PID500-U-0-1-CU</w:t>
+      </w:r>
+    </w:p>
+    <w:p>
+      <w:pPr>
+        <w:pStyle w:val="ListParagraph"/>
+      </w:pPr>
+    </w:p>
+    <w:p>
+      <w:pPr>
+        <w:pStyle w:val="ListParagraph"/>
+      </w:pPr>
+      <w:r>
+        <w:t xml:space="preserve">  (https://webshop.selec.com/us/en/product-details/pid500-u-0-1-cuPID500-U-0-1-CU),</w:t>
+      </w:r>
+    </w:p>
+    <w:p>
+      <w:pPr>
+        <w:pStyle w:val="ListParagraph"/>
+      </w:pPr>
+      <w:r>
+        <w:t xml:space="preserve">    universal PID with selectable 0–10 V analog output, about $</w:t>
+      </w:r>
+    </w:p>
+    <w:p>
+      <w:pPr>
+        <w:pStyle w:val="ListParagraph"/>
+      </w:pPr>
+      <w:r>
+        <w:t xml:space="preserve">    126.68.</w:t>
+      </w:r>
+    </w:p>
+    <w:p>
+      <w:pPr>
+        <w:pStyle w:val="ListParagraph"/>
+      </w:pPr>
+      <w:r>
+        <w:t xml:space="preserve">  - Bed sensor: </w:t>
+      </w:r>
+      <w:proofErr w:type="spellStart"/>
+      <w:r>
+        <w:t>AutomationDirect</w:t>
+      </w:r>
+      <w:proofErr w:type="spellEnd"/>
+      <w:r>
+        <w:t xml:space="preserve"> RTD1-H12L01-01</w:t>
+      </w:r>
+    </w:p>
+    <w:p>
+      <w:pPr>
+        <w:pStyle w:val="ListParagraph"/>
+      </w:pPr>
+      <w:r>
+        <w:t xml:space="preserve">    (https://www.automationdirect.com/pn/RTD1-H12L01-01), Pt100</w:t>
+      </w:r>
+    </w:p>
+    <w:p>
+      <w:pPr>
+        <w:pStyle w:val="ListParagraph"/>
+      </w:pPr>
+      <w:r>
+        <w:t xml:space="preserve">    RTD, 1/2 in NPT, </w:t>
+      </w:r>
+      <w:proofErr w:type="gramStart"/>
+      <w:r>
+        <w:t>about</w:t>
+      </w:r>
+      <w:proofErr w:type="gramEnd"/>
+      <w:r>
+        <w:t xml:space="preserve"> $79.00.</w:t>
+      </w:r>
+    </w:p>
+    <w:p>
+      <w:pPr>
+        <w:pStyle w:val="ListParagraph"/>
+      </w:pPr>
+      <w:r>
+        <w:t xml:space="preserve">  - Optional permissive relay/contact: any small 120 VAC coil</w:t>
+      </w:r>
+    </w:p>
+    <w:p>
+      <w:pPr>
+        <w:pStyle w:val="ListParagraph"/>
+      </w:pPr>
+      <w:r>
+        <w:t xml:space="preserve">    interposing relay if you want the PID alarm output to </w:t>
+      </w:r>
+      <w:proofErr w:type="gramStart"/>
+      <w:r>
+        <w:t>hard</w:t>
+      </w:r>
+      <w:proofErr w:type="gramEnd"/>
+      <w:r>
+        <w:t>-</w:t>
+      </w:r>
+    </w:p>
+    <w:p>
+      <w:pPr>
+        <w:pStyle w:val="ListParagraph"/>
+      </w:pPr>
+      <w:r>
+        <w:t xml:space="preserve">    enable the blower.</w:t>
+      </w:r>
+    </w:p>
+    <w:p>
+      <w:pPr>
+        <w:pStyle w:val="ListParagraph"/>
+      </w:pPr>
+      <w:r>
+        <w:t xml:space="preserve">  - Protection: 3 A branch fuse/breaker for the blower branch,</w:t>
+      </w:r>
+    </w:p>
+    <w:p>
+      <w:pPr>
+        <w:pStyle w:val="ListParagraph"/>
+      </w:pPr>
+      <w:r>
+        <w:t xml:space="preserve">    local disconnect, shielded 18/2 for the analog signal.</w:t>
+      </w:r>
+    </w:p>
+    <w:p>
+      <w:pPr>
+        <w:pStyle w:val="ListParagraph"/>
+      </w:pPr>
+    </w:p>
+    <w:p>
+      <w:pPr>
+        <w:pStyle w:val="ListParagraph"/>
+      </w:pPr>
+      <w:r>
+        <w:t xml:space="preserve">  Estimated hardware total, before enclosure/wiring: about $977.</w:t>
+      </w:r>
+    </w:p>
+    <w:p>
+      <w:pPr>
+        <w:pStyle w:val="ListParagraph"/>
+      </w:pPr>
+    </w:p>
+    <w:p>
+      <w:pPr>
+        <w:pStyle w:val="ListParagraph"/>
+      </w:pPr>
+      <w:r>
+        <w:lastRenderedPageBreak/>
+        <w:t xml:space="preserve">  Why this blower:</w:t>
+      </w:r>
+    </w:p>
+    <w:p>
+      <w:pPr>
+        <w:pStyle w:val="ListParagraph"/>
+      </w:pPr>
+    </w:p>
+    <w:p>
+      <w:pPr>
+        <w:pStyle w:val="ListParagraph"/>
+      </w:pPr>
+      <w:r>
+        <w:t xml:space="preserve">  - Your cooling case is about 4059 L/min (143 CFM) at 410.4 Pa</w:t>
+      </w:r>
+    </w:p>
+    <w:p>
+      <w:pPr>
+        <w:pStyle w:val="ListParagraph"/>
+      </w:pPr>
+      <w:r>
+        <w:t xml:space="preserve">    (1.65 in. H2O) in study_summary.txt:151 and</w:t>
+      </w:r>
+    </w:p>
+    <w:p>
+      <w:pPr>
+        <w:pStyle w:val="ListParagraph"/>
+      </w:pPr>
+      <w:r>
+        <w:t xml:space="preserve">    study_summary.txt:171.</w:t>
+      </w:r>
+    </w:p>
+    <w:p>
+      <w:pPr>
+        <w:pStyle w:val="ListParagraph"/>
+      </w:pPr>
+      <w:r>
+        <w:t xml:space="preserve">  - The FG12XLEC is </w:t>
+      </w:r>
+      <w:proofErr w:type="gramStart"/>
+      <w:r>
+        <w:t>rated</w:t>
+      </w:r>
+      <w:proofErr w:type="gramEnd"/>
+      <w:r>
+        <w:t xml:space="preserve"> 315 </w:t>
+      </w:r>
+      <w:proofErr w:type="gramStart"/>
+      <w:r>
+        <w:t>CFM @</w:t>
+      </w:r>
+      <w:proofErr w:type="gramEnd"/>
+      <w:r>
+        <w:t xml:space="preserve"> 1.5 in. </w:t>
+      </w:r>
+      <w:proofErr w:type="spellStart"/>
+      <w:r>
+        <w:t>wg</w:t>
+      </w:r>
+      <w:proofErr w:type="spellEnd"/>
+      <w:r>
+        <w:t xml:space="preserve"> and 1.96 in. </w:t>
+      </w:r>
+      <w:proofErr w:type="spellStart"/>
+      <w:r>
+        <w:t>wg</w:t>
+      </w:r>
+      <w:proofErr w:type="spellEnd"/>
+    </w:p>
+    <w:p>
+      <w:pPr>
+        <w:pStyle w:val="ListParagraph"/>
+      </w:pPr>
+      <w:r>
+        <w:t xml:space="preserve">    max static on the product page, so it has margin.</w:t>
+      </w:r>
+    </w:p>
+    <w:p>
+      <w:pPr>
+        <w:pStyle w:val="ListParagraph"/>
+      </w:pPr>
+      <w:r>
+        <w:t xml:space="preserve">  - Your heating minimum flow is only 155.2–163.8 L/min in</w:t>
+      </w:r>
+    </w:p>
+    <w:p>
+      <w:pPr>
+        <w:pStyle w:val="ListParagraph"/>
+      </w:pPr>
+      <w:r>
+        <w:t xml:space="preserve">    study_summary.txt:33 and study_summary.txt:34, so the blower</w:t>
+      </w:r>
+    </w:p>
+    <w:p>
+      <w:pPr>
+        <w:pStyle w:val="ListParagraph"/>
+      </w:pPr>
+      <w:r>
+        <w:t xml:space="preserve">    will need a minimum-speed clamp or bypass in heating mode.</w:t>
+      </w:r>
+    </w:p>
+    <w:p>
+      <w:pPr>
+        <w:pStyle w:val="ListParagraph"/>
+      </w:pPr>
+    </w:p>
+    <w:p>
+      <w:pPr>
+        <w:pStyle w:val="ListParagraph"/>
+      </w:pPr>
+      <w:r>
+        <w:t xml:space="preserve">  One-Line Wiring</w:t>
+      </w:r>
+    </w:p>
+    <w:p>
+      <w:pPr>
+        <w:pStyle w:val="ListParagraph"/>
+      </w:pPr>
+    </w:p>
+    <w:p>
+      <w:pPr>
+        <w:pStyle w:val="ListParagraph"/>
+      </w:pPr>
+      <w:r>
+        <w:t xml:space="preserve">  120 VAC </w:t>
+      </w:r>
+      <w:proofErr w:type="gramStart"/>
+      <w:r>
+        <w:t>LINE  ─</w:t>
+      </w:r>
+      <w:proofErr w:type="gramEnd"/>
+      <w:r>
+        <w:t>─ disconnect/fuse ──+────────────── FG12XLEC L</w:t>
+      </w:r>
+    </w:p>
+    <w:p>
+      <w:pPr>
+        <w:pStyle w:val="ListParagraph"/>
+      </w:pPr>
+      <w:r>
+        <w:t xml:space="preserve">                                     +────────────── PID power L</w:t>
+      </w:r>
+    </w:p>
+    <w:p>
+      <w:pPr>
+        <w:pStyle w:val="ListParagraph"/>
+      </w:pPr>
+      <w:r>
+        <w:t xml:space="preserve">  120 </w:t>
+      </w:r>
+      <w:proofErr w:type="gramStart"/>
+      <w:r>
+        <w:t>VAC</w:t>
+      </w:r>
+      <w:proofErr w:type="gramEnd"/>
+      <w:r>
+        <w:t xml:space="preserve"> NEUTRAL ───────────────────+────────────── FG12XLEC N</w:t>
+      </w:r>
+    </w:p>
+    <w:p>
+      <w:pPr>
+        <w:pStyle w:val="ListParagraph"/>
+      </w:pPr>
+      <w:r>
+        <w:t xml:space="preserve">                                     +────────────── PID power N</w:t>
+      </w:r>
+    </w:p>
+    <w:p>
+      <w:pPr>
+        <w:pStyle w:val="ListParagraph"/>
+      </w:pPr>
+      <w:r>
+        <w:t xml:space="preserve">  GROUND ────────────────────────────+────────────── FG12XLEC G</w:t>
+      </w:r>
+    </w:p>
+    <w:p>
+      <w:pPr>
+        <w:pStyle w:val="ListParagraph"/>
+      </w:pPr>
+      <w:r>
+        <w:t xml:space="preserve">                                     +────────────── PID/Panel G</w:t>
+      </w:r>
+    </w:p>
+    <w:p>
+      <w:pPr>
+        <w:pStyle w:val="ListParagraph"/>
+      </w:pPr>
+    </w:p>
+    <w:p>
+      <w:pPr>
+        <w:pStyle w:val="ListParagraph"/>
+      </w:pPr>
+      <w:r>
+        <w:t xml:space="preserve">  Pt100 </w:t>
+      </w:r>
+      <w:proofErr w:type="gramStart"/>
+      <w:r>
+        <w:t>RTD  ─</w:t>
+      </w:r>
+      <w:proofErr w:type="gramEnd"/>
+      <w:r>
+        <w:t>────────────────────────────────────── PID sensor</w:t>
+      </w:r>
+    </w:p>
+    <w:p>
+      <w:pPr>
+        <w:pStyle w:val="ListParagraph"/>
+      </w:pPr>
+      <w:r>
+        <w:t xml:space="preserve">  input</w:t>
+      </w:r>
+    </w:p>
+    <w:p>
+      <w:pPr>
+        <w:pStyle w:val="ListParagraph"/>
+      </w:pPr>
+    </w:p>
+    <w:p>
+      <w:pPr>
+        <w:pStyle w:val="ListParagraph"/>
+      </w:pPr>
+      <w:r>
+        <w:t xml:space="preserve">  PID analog OUT + (0–10 V) ─────────────────────── FG12XLEC</w:t>
+      </w:r>
+    </w:p>
+    <w:p>
+      <w:pPr>
+        <w:pStyle w:val="ListParagraph"/>
+      </w:pPr>
+      <w:r>
+        <w:t xml:space="preserve">  </w:t>
+      </w:r>
+      <w:proofErr w:type="gramStart"/>
+      <w:r>
+        <w:t>YELLOW  (</w:t>
+      </w:r>
+      <w:proofErr w:type="gramEnd"/>
+      <w:r>
+        <w:t>speed command)</w:t>
+      </w:r>
+    </w:p>
+    <w:p>
+      <w:pPr>
+        <w:pStyle w:val="ListParagraph"/>
+      </w:pPr>
+      <w:r>
+        <w:t xml:space="preserve">  PID analog COM/GND ────────────────────────────── FG12XLEC</w:t>
+      </w:r>
+    </w:p>
+    <w:p>
+      <w:pPr>
+        <w:pStyle w:val="ListParagraph"/>
+      </w:pPr>
+      <w:r>
+        <w:t xml:space="preserve">  BLUE </w:t>
+      </w:r>
+      <w:proofErr w:type="gramStart"/>
+      <w:r>
+        <w:t xml:space="preserve">   (</w:t>
+      </w:r>
+      <w:proofErr w:type="gramEnd"/>
+      <w:r>
+        <w:t>signal common)</w:t>
+      </w:r>
+    </w:p>
+    <w:p>
+      <w:pPr>
+        <w:pStyle w:val="ListParagraph"/>
+      </w:pPr>
+    </w:p>
+    <w:p>
+      <w:pPr>
+        <w:pStyle w:val="ListParagraph"/>
+      </w:pPr>
+      <w:r>
+        <w:t xml:space="preserve">  FG12XLEC RED (+10 V reference) ────────────────── not used</w:t>
+      </w:r>
+    </w:p>
+    <w:p>
+      <w:pPr>
+        <w:pStyle w:val="ListParagraph"/>
+      </w:pPr>
+      <w:r>
+        <w:t xml:space="preserve">  with active PID output</w:t>
+      </w:r>
+    </w:p>
+    <w:p>
+      <w:pPr>
+        <w:pStyle w:val="ListParagraph"/>
+      </w:pPr>
+      <w:r>
+        <w:t xml:space="preserve">  FG12XLEC WHITE (tach) ─────────────────────────── optional</w:t>
+      </w:r>
+    </w:p>
+    <w:p>
+      <w:pPr>
+        <w:pStyle w:val="ListParagraph"/>
+      </w:pPr>
+      <w:r>
+        <w:t xml:space="preserve">  Per </w:t>
+      </w:r>
+      <w:proofErr w:type="spellStart"/>
+      <w:r>
+        <w:t>Fantech’s</w:t>
+      </w:r>
+      <w:proofErr w:type="spellEnd"/>
+      <w:r>
+        <w:t xml:space="preserve"> EC fan wiring info, the control leads are Yellow</w:t>
+      </w:r>
+    </w:p>
+    <w:p>
+      <w:pPr>
+        <w:pStyle w:val="ListParagraph"/>
+      </w:pPr>
+      <w:r>
+        <w:t xml:space="preserve">  = 0–10 V / PWM, Blue = common, Red = +10 VDC reference, White</w:t>
+      </w:r>
+    </w:p>
+    <w:p>
+      <w:pPr>
+        <w:pStyle w:val="ListParagraph"/>
+      </w:pPr>
+      <w:r>
+        <w:t xml:space="preserve">  = tachometer (</w:t>
+      </w:r>
+      <w:proofErr w:type="spellStart"/>
+      <w:r>
+        <w:t>Fantech</w:t>
+      </w:r>
+      <w:proofErr w:type="spellEnd"/>
+      <w:r>
+        <w:t xml:space="preserve"> IOM search result</w:t>
+      </w:r>
+    </w:p>
+    <w:p>
+      <w:pPr>
+        <w:pStyle w:val="ListParagraph"/>
+      </w:pPr>
+      <w:r>
+        <w:t xml:space="preserve">  (https://shop.fantech.net/upload/assets/400017_FG_IOM_EN_20240725_190745342.PDF?7e7d193e=),</w:t>
+      </w:r>
+    </w:p>
+    <w:p>
+      <w:pPr>
+        <w:pStyle w:val="ListParagraph"/>
+      </w:pPr>
+      <w:r>
+        <w:t xml:space="preserve">  </w:t>
+      </w:r>
+      <w:proofErr w:type="spellStart"/>
+      <w:r>
+        <w:t>Fantech</w:t>
+      </w:r>
+      <w:proofErr w:type="spellEnd"/>
+      <w:r>
+        <w:t xml:space="preserve"> controls page</w:t>
+      </w:r>
+    </w:p>
+    <w:p>
+      <w:pPr>
+        <w:pStyle w:val="ListParagraph"/>
+      </w:pPr>
+      <w:r>
+        <w:lastRenderedPageBreak/>
+        <w:t xml:space="preserve">  (</w:t>
+      </w:r>
       <w:hyperlink r:id="rId14" w:history="1">
         <w:r>
           <w:rPr>
             <w:rStyle w:val="Hyperlink"/>
           </w:rPr>
-          <w:t>https://aquacave.com/whitewater-ww-18-regenerative-blower.html</w:t>
+          <w:t>https://www.fantech.net/en-us/products/fans-and-accessories/inline-duct-fans/accessories-for-inline-duct-fans/fan-controls/fan-controls)</w:t>
         </w:r>
       </w:hyperlink>
+      <w:r>
+        <w:t>)</w:t>
+      </w:r>
+    </w:p>
+    <w:p>
+      <w:pPr>
+        <w:pStyle w:val="ListParagraph"/>
+      </w:pPr>
+      <w:r>
+        <w:br/>
+        <w:t>”</w:t>
+      </w:r>
+      <w:r>
+        <w:br/>
+        <w:t xml:space="preserve"> </w:t>
+      </w:r>
+      <w:r>
+        <w:drawing>
+          <wp:inline distT="0" distB="0" distL="0" distR="0" wp14:anchorId="0B8F6248" wp14:editId="7F576B3F">
+            <wp:extent cx="5943600" cy="3905885"/>
+            <wp:effectExtent l="0" t="0" r="0" b="0"/>
+            <wp:docPr id="971448482" name="Graphic 1"/>
+            <wp:cNvGraphicFramePr>
+              <a:graphicFrameLocks xmlns:a="http://schemas.openxmlformats.org/drawingml/2006/main" noChangeAspect="1"/>
+            </wp:cNvGraphicFramePr>
+            <a:graphic xmlns:a="http://schemas.openxmlformats.org/drawingml/2006/main">
+              <a:graphicData uri="http://schemas.openxmlformats.org/drawingml/2006/picture">
+                <pic:pic xmlns:pic="http://schemas.openxmlformats.org/drawingml/2006/picture">
+                  <pic:nvPicPr>
+                    <pic:cNvPr id="971448482" name=""/>
+                    <pic:cNvPicPr/>
+                  </pic:nvPicPr>
+                  <pic:blipFill>
+                    <a:blip r:embed="rId15">
+                      <a:extLst>
+                        <a:ext uri="{96DAC541-7B7A-43D3-8B79-37D633B846F1}">
+                          <asvg:svgBlip xmlns:asvg="http://schemas.microsoft.com/office/drawing/2016/SVG/main" r:embed="rId16"/>
+                        </a:ext>
+                      </a:extLst>
+                    </a:blip>
+                    <a:stretch>
+                      <a:fillRect/>
+                    </a:stretch>
+                  </pic:blipFill>
+                  <pic:spPr>
+                    <a:xfrm>
+                      <a:off x="0" y="0"/>
+                      <a:ext cx="5943600" cy="3905885"/>
+                    </a:xfrm>
+                    <a:prstGeom prst="rect">
+                      <a:avLst/>
+                    </a:prstGeom>
+                  </pic:spPr>
+                </pic:pic>
+              </a:graphicData>
+            </a:graphic>
+          </wp:inline>
+        </w:drawing>
+      </w:r>
+    </w:p>
+    <w:p>
+      <w:pPr>
+        <w:pStyle w:val="ListParagraph"/>
+      </w:pPr>
     </w:p>
     <w:p>
       <w:pPr>
@@ -444,7 +1136,7 @@
       <w:pPr>
         <w:pStyle w:val="ListParagraph"/>
       </w:pPr>
-      <w:hyperlink r:id="rId15" w:history="1">
+      <w:hyperlink r:id="rId17" w:history="1">
         <w:r>
           <w:rPr>
             <w:rStyle w:val="Hyperlink"/>
@@ -466,8 +1158,27 @@
           <w:numId w:val="1"/>
         </w:numPr>
       </w:pPr>
-      <w:r>
-        <w:t>ERCuSi-A X 1/16" X 36" X 1</w:t>
+    </w:p>
+    <w:p>
+      <w:pPr>
+        <w:pStyle w:val="ListParagraph"/>
+      </w:pPr>
+    </w:p>
+    <w:p>
+      <w:pPr>
+        <w:pStyle w:val="ListParagraph"/>
+        <w:numPr>
+          <w:ilvl w:val="0"/>
+          <w:numId w:val="1"/>
+        </w:numPr>
+      </w:pPr>
+      <w:proofErr w:type="spellStart"/>
+      <w:r>
+        <w:t>ERCuSi</w:t>
+      </w:r>
+      <w:proofErr w:type="spellEnd"/>
+      <w:r>
+        <w:t>-A X 1/16" X 36" X 1</w:t>
       </w:r>
       <w:r>
         <w:t>lb</w:t>
@@ -488,19 +1199,32 @@
         <w:t>od</w:t>
       </w:r>
       <w:r>
-        <w:t xml:space="preserve"> (oxyacetylene instead of TIG) ~$31</w:t>
-      </w:r>
-    </w:p>
-    <w:p>
-      <w:pPr>
-        <w:pStyle w:val="ListParagraph"/>
-      </w:pPr>
-      <w:hyperlink r:id="rId16" w:history="1">
+        <w:t xml:space="preserve"> (oxyacetylene instead of TIG</w:t>
+      </w:r>
+      <w:r>
+        <w:t>, but we’d have to buy the torch and gas which is $100-$500</w:t>
+      </w:r>
+      <w:r>
+        <w:t>) ~$31</w:t>
+      </w:r>
+    </w:p>
+    <w:p>
+      <w:pPr>
+        <w:pStyle w:val="ListParagraph"/>
+      </w:pPr>
+      <w:hyperlink r:id="rId18" w:history="1">
         <w:r>
           <w:rPr>
             <w:rStyle w:val="Hyperlink"/>
           </w:rPr>
-          <w:t>https://www.amazon.com/Blue-Demon-ERCuSi-1LB-Tube/dp/B00FOGIR96?crid=3825T18G26N3D&amp;dib=eyJ2IjoiMSJ9.wgC1QV1eHxC-NitFOv3kqJB7KXc4M1y8D3GSYzzdleZu7O2IqHhcrb44ub0qWL9A2f2HDCsimk9Lfh9MQZLJGFRGqcrEq_Ia5m-3hX9f_2Xuu9nOHNX6m3U1O3X4vVUQM2xtlE1PqgAz8gJ9TRfee9rDbX-7q0PnVDL9ba1_kWFA91Rasb9TAwjEMkFL94Dq9uSxiyHMW4jfcnmd3JjlEf5x8-J09MaKQRwRNrxkDcf6l-X-rfwHW5ne2a8Eigg-_rWQhsi_wlKDfejiv5A00N88NAE9ao-g8Cm-tsBVd8s.7Zk3CY_GFdded-AkniNxPA1pqrVM43-4fgoKfEg2ED8&amp;dib_tag=se&amp;keywords=Brazing+rods+ERCuSi-A&amp;qid=1773395251&amp;s=hi&amp;sprefix=brazing+rods+ercusi-a%2Ctools%2C127&amp;sr=1-4</w:t>
+          <w:t>https://www.amazon.com/Blue-Demon-ERCuSi-1LB-Tube/dp/B00FOGIR96?crid=3825T18G26N3D&amp;dib=eyJ2IjoiMSJ9.wgC1QV1eHxC-NitFOv3kqJB7KXc4M1y8D3GSYzzdleZu7O2IqHhcrb44ub0qWL9A2f2HDCsimk9Lfh9MQZLJGFRGqcrEq_Ia5m-3hX9f_2Xuu9nOHNX6m3U1O3X4vVUQM2xtlE1PqgAz8gJ9TRfee9rDbX-</w:t>
+        </w:r>
+        <w:r>
+          <w:rPr>
+            <w:rStyle w:val="Hyperlink"/>
+          </w:rPr>
+          <w:lastRenderedPageBreak/>
+          <w:t>7q0PnVDL9ba1_kWFA91Rasb9TAwjEMkFL94Dq9uSxiyHMW4jfcnmd3JjlEf5x8-J09MaKQRwRNrxkDcf6l-X-rfwHW5ne2a8Eigg-_rWQhsi_wlKDfejiv5A00N88NAE9ao-g8Cm-tsBVd8s.7Zk3CY_GFdded-AkniNxPA1pqrVM43-4fgoKfEg2ED8&amp;dib_tag=se&amp;keywords=Brazing+rods+ERCuSi-A&amp;qid=1773395251&amp;s=hi&amp;sprefix=brazing+rods+ercusi-a%2Ctools%2C127&amp;sr=1-4</w:t>
         </w:r>
       </w:hyperlink>
     </w:p>
@@ -528,7 +1252,7 @@
       <w:pPr>
         <w:pStyle w:val="ListParagraph"/>
       </w:pPr>
-      <w:hyperlink r:id="rId17" w:history="1">
+      <w:hyperlink r:id="rId19" w:history="1">
         <w:r>
           <w:rPr>
             <w:rStyle w:val="Hyperlink"/>
@@ -551,14 +1275,30 @@
         </w:numPr>
       </w:pPr>
       <w:r>
-        <w:t>1’x4’ 16 gauge  304 steel sheet ~$81</w:t>
-      </w:r>
-    </w:p>
-    <w:p>
-      <w:pPr>
-        <w:pStyle w:val="ListParagraph"/>
-      </w:pPr>
-      <w:hyperlink r:id="rId18" w:history="1">
+        <w:t xml:space="preserve">1’x4’ 16 </w:t>
+      </w:r>
+      <w:proofErr w:type="gramStart"/>
+      <w:r>
+        <w:t>gauge  304</w:t>
+      </w:r>
+      <w:proofErr w:type="gramEnd"/>
+      <w:r>
+        <w:t xml:space="preserve"> steel </w:t>
+      </w:r>
+      <w:proofErr w:type="gramStart"/>
+      <w:r>
+        <w:t>sheet</w:t>
+      </w:r>
+      <w:proofErr w:type="gramEnd"/>
+      <w:r>
+        <w:t xml:space="preserve"> ~$81</w:t>
+      </w:r>
+    </w:p>
+    <w:p>
+      <w:pPr>
+        <w:pStyle w:val="ListParagraph"/>
+      </w:pPr>
+      <w:hyperlink r:id="rId20" w:history="1">
         <w:r>
           <w:rPr>
             <w:rStyle w:val="Hyperlink"/>
@@ -588,7 +1328,7 @@
       <w:pPr>
         <w:pStyle w:val="ListParagraph"/>
       </w:pPr>
-      <w:hyperlink r:id="rId19" w:history="1">
+      <w:hyperlink r:id="rId21" w:history="1">
         <w:r>
           <w:rPr>
             <w:rStyle w:val="Hyperlink"/>
@@ -618,7 +1358,7 @@
       <w:pPr>
         <w:pStyle w:val="ListParagraph"/>
       </w:pPr>
-      <w:hyperlink r:id="rId20" w:history="1">
+      <w:hyperlink r:id="rId22" w:history="1">
         <w:r>
           <w:rPr>
             <w:rStyle w:val="Hyperlink"/>
@@ -647,16 +1387,30 @@
         <w:pStyle w:val="ListParagraph"/>
       </w:pPr>
       <w:r>
+        <w:t>Still missing plenum for cooler to blower and we’re missing a way to directly hook the blower up to the piping</w:t>
+      </w:r>
+    </w:p>
+    <w:p>
+      <w:pPr>
+        <w:pStyle w:val="ListParagraph"/>
+      </w:pPr>
+    </w:p>
+    <w:p>
+      <w:pPr>
+        <w:pStyle w:val="ListParagraph"/>
+      </w:pPr>
+    </w:p>
+    <w:p>
+      <w:pPr>
+        <w:pStyle w:val="ListParagraph"/>
+      </w:pPr>
+    </w:p>
+    <w:p>
+      <w:pPr>
+        <w:pStyle w:val="ListParagraph"/>
+      </w:pPr>
+      <w:r>
         <w:t>Total: ~$</w:t>
-      </w:r>
-      <w:r>
-        <w:t>2,0</w:t>
-      </w:r>
-      <w:r>
-        <w:t>7</w:t>
-      </w:r>
-      <w:r>
-        <w:t>7</w:t>
       </w:r>
     </w:p>
     <w:sectPr>
@@ -674,7 +1428,7 @@
   <w:abstractNum w:abstractNumId="0" w15:restartNumberingAfterBreak="0">
     <w:nsid w:val="750106D9"/>
     <w:multiLevelType w:val="hybridMultilevel"/>
-    <w:tmpl w:val="06C0640C"/>
+    <w:tmpl w:val="6748C4A2"/>
     <w:lvl w:ilvl="0" w:tplc="04090001">
       <w:start w:val="1"/>
       <w:numFmt w:val="bullet"/>
@@ -1730,6 +2484,18 @@
       <w:shd w:val="clear" w:color="auto" w:fill="E1DFDD"/>
     </w:rPr>
   </w:style>
+  <w:style w:type="character" w:styleId="FollowedHyperlink">
+    <w:name w:val="FollowedHyperlink"/>
+    <w:basedOn w:val="DefaultParagraphFont"/>
+    <w:uiPriority w:val="99"/>
+    <w:semiHidden/>
+    <w:unhideWhenUsed/>
+    <w:rsid w:val="00D27A60"/>
+    <w:rPr>
+      <w:color w:val="96607D" w:themeColor="followedHyperlink"/>
+      <w:u w:val="single"/>
+    </w:rPr>
+  </w:style>
 </w:styles>
 </file>
 

--- a/Heat Transfer Study/Vermicomposter Components List.docx
+++ b/Heat Transfer Study/Vermicomposter Components List.docx
@@ -411,19 +411,7 @@
           <w:rPr>
             <w:rStyle w:val="Hyperlink"/>
           </w:rPr>
-          <w:t>https://www.metalsdepot.com/galvanized-steel-pr</w:t>
-        </w:r>
-        <w:r>
-          <w:rPr>
-            <w:rStyle w:val="Hyperlink"/>
-          </w:rPr>
-          <w:t>o</w:t>
-        </w:r>
-        <w:r>
-          <w:rPr>
-            <w:rStyle w:val="Hyperlink"/>
-          </w:rPr>
-          <w:t>ducts/galvanized-sheet-plate</w:t>
+          <w:t>https://www.metalsdepot.com/galvanized-steel-products/galvanized-sheet-plate</w:t>
         </w:r>
       </w:hyperlink>
     </w:p>
@@ -477,8 +465,6 @@
       </w:r>
       <w:r>
         <w:br/>
-      </w:r>
-      <w:r>
         <w:t xml:space="preserve">  - Blower: </w:t>
       </w:r>
       <w:proofErr w:type="spellStart"/>
@@ -1067,6 +1053,9 @@
         <w:t xml:space="preserve"> </w:t>
       </w:r>
       <w:r>
+        <w:rPr>
+          <w:noProof/>
+        </w:rPr>
         <w:drawing>
           <wp:inline distT="0" distB="0" distL="0" distR="0" wp14:anchorId="0B8F6248" wp14:editId="7F576B3F">
             <wp:extent cx="5943600" cy="3905885"/>
